--- a/Звіт.docx
+++ b/Звіт.docx
@@ -121,41 +121,107 @@
       <w:pPr>
         <w:spacing w:after="200"/>
         <w:jc w:val="center"/>
-      </w:pPr>
-      <w:r>
         <w:rPr>
           <w:sz w:val="28"/>
           <w:szCs w:val="28"/>
         </w:rPr>
-        <w:t xml:space="preserve">Проєкт: </w:t>
-      </w:r>
+      </w:pPr>
       <w:r>
         <w:rPr>
           <w:sz w:val="28"/>
           <w:szCs w:val="28"/>
         </w:rPr>
+        <w:t xml:space="preserve">Проєкт: </w:t>
+      </w:r>
+      <w:r>
+        <w:rPr>
+          <w:sz w:val="28"/>
+          <w:szCs w:val="28"/>
+        </w:rPr>
         <w:t>Піксельна вишивка. Редактор орнаменту</w:t>
       </w:r>
+    </w:p>
+    <w:p>
+      <w:pPr>
+        <w:spacing w:after="200"/>
+        <w:jc w:val="center"/>
+        <w:rPr>
+          <w:sz w:val="28"/>
+          <w:szCs w:val="28"/>
+        </w:rPr>
+      </w:pPr>
+    </w:p>
+    <w:p>
+      <w:pPr>
+        <w:spacing w:after="200"/>
+        <w:jc w:val="center"/>
+        <w:rPr>
+          <w:sz w:val="28"/>
+          <w:szCs w:val="28"/>
+        </w:rPr>
+      </w:pPr>
+    </w:p>
+    <w:p>
+      <w:pPr>
+        <w:spacing w:after="200"/>
+        <w:jc w:val="center"/>
+      </w:pPr>
     </w:p>
     <w:p>
       <w:pPr>
         <w:spacing w:after="360"/>
         <w:jc w:val="center"/>
-      </w:pPr>
-      <w:r>
         <w:rPr>
           <w:b/>
           <w:bCs/>
           <w:sz w:val="36"/>
           <w:szCs w:val="36"/>
         </w:rPr>
+      </w:pPr>
+      <w:r>
+        <w:rPr>
+          <w:b/>
+          <w:bCs/>
+          <w:sz w:val="36"/>
+          <w:szCs w:val="36"/>
+        </w:rPr>
         <w:t>ЗВІТ</w:t>
       </w:r>
     </w:p>
     <w:p>
       <w:pPr>
+        <w:spacing w:after="360"/>
+        <w:jc w:val="center"/>
+        <w:rPr>
+          <w:b/>
+          <w:bCs/>
+          <w:sz w:val="36"/>
+          <w:szCs w:val="36"/>
+        </w:rPr>
+      </w:pPr>
+    </w:p>
+    <w:p>
+      <w:pPr>
+        <w:spacing w:after="360"/>
+        <w:jc w:val="center"/>
+        <w:rPr>
+          <w:b/>
+          <w:bCs/>
+          <w:sz w:val="36"/>
+          <w:szCs w:val="36"/>
+        </w:rPr>
+      </w:pPr>
+    </w:p>
+    <w:p>
+      <w:pPr>
+        <w:spacing w:after="360"/>
+        <w:jc w:val="center"/>
+      </w:pPr>
+    </w:p>
+    <w:p>
+      <w:pPr>
         <w:spacing w:after="60"/>
-        <w:jc w:val="right"/>
+        <w:ind w:left="5760"/>
       </w:pPr>
       <w:r>
         <w:t>Роботу виконав:</w:t>
@@ -164,7 +230,7 @@
     <w:p>
       <w:pPr>
         <w:spacing w:after="60"/>
-        <w:jc w:val="right"/>
+        <w:ind w:left="5760"/>
       </w:pPr>
       <w:r>
         <w:t>Волощенко Артем Олексійович</w:t>
@@ -173,7 +239,7 @@
     <w:p>
       <w:pPr>
         <w:spacing w:after="60"/>
-        <w:jc w:val="right"/>
+        <w:ind w:left="5760"/>
       </w:pPr>
       <w:r>
         <w:t>Студент 1 курсу НаУКМА</w:t>
@@ -182,7 +248,7 @@
     <w:p>
       <w:pPr>
         <w:spacing w:after="60"/>
-        <w:jc w:val="right"/>
+        <w:ind w:left="5760"/>
       </w:pPr>
       <w:r>
         <w:t>Факультет інформатики</w:t>
@@ -191,7 +257,7 @@
     <w:p>
       <w:pPr>
         <w:spacing w:after="60"/>
-        <w:jc w:val="right"/>
+        <w:ind w:left="5760"/>
       </w:pPr>
       <w:r>
         <w:t>Спеціальність:</w:t>
@@ -200,7 +266,7 @@
     <w:p>
       <w:pPr>
         <w:spacing w:after="60"/>
-        <w:jc w:val="right"/>
+        <w:ind w:left="5760"/>
       </w:pPr>
       <w:r>
         <w:t>Інженерія програмного</w:t>
@@ -209,7 +275,7 @@
     <w:p>
       <w:pPr>
         <w:spacing w:after="60"/>
-        <w:jc w:val="right"/>
+        <w:ind w:left="5760"/>
         <w:rPr>
           <w:lang w:val="ru-RU"/>
         </w:rPr>
@@ -224,11 +290,15 @@
         <w:t>3</w:t>
       </w:r>
     </w:p>
-    <w:p/>
+    <w:p>
+      <w:pPr>
+        <w:ind w:left="5760"/>
+      </w:pPr>
+    </w:p>
     <w:p>
       <w:pPr>
         <w:spacing w:after="60"/>
-        <w:jc w:val="right"/>
+        <w:ind w:left="5760"/>
         <w:rPr>
           <w:lang w:val="ru-RU"/>
         </w:rPr>
@@ -337,7 +407,7 @@
         <w:ind w:firstLine="567"/>
         <w:jc w:val="both"/>
         <w:rPr>
-          <w:lang w:val="en-US"/>
+          <w:lang w:val="ru-RU"/>
         </w:rPr>
       </w:pPr>
       <w:r>
@@ -534,26 +604,17 @@
         <w:spacing w:after="120"/>
         <w:ind w:firstLine="567"/>
         <w:jc w:val="both"/>
-        <w:rPr>
-          <w:lang w:val="ru-RU"/>
-        </w:rPr>
       </w:pPr>
       <w:r>
         <w:t xml:space="preserve">Клас зберігає двовимірний масив Color[][] та надає типові операції: setCell, getCellColor, ClearGrid. Також у ньому реалізовано два ключові методи — exportToImg() формує BufferedImage з поточного стану сітки, а importFromImg() приймає зображення, очищає сітку та малює завантажену картинку по центру. Зображення </w:t>
       </w:r>
       <w:r>
-        <w:rPr>
-          <w:lang w:val="ru-RU"/>
-        </w:rPr>
         <w:t xml:space="preserve">що </w:t>
       </w:r>
       <w:r>
         <w:t>менше за сітку автоматично центрується.</w:t>
       </w:r>
       <w:r>
-        <w:rPr>
-          <w:lang w:val="ru-RU"/>
-        </w:rPr>
         <w:t xml:space="preserve"> </w:t>
       </w:r>
     </w:p>
@@ -574,9 +635,6 @@
         <w:spacing w:after="120"/>
         <w:ind w:firstLine="567"/>
         <w:jc w:val="both"/>
-        <w:rPr>
-          <w:lang w:val="ru-RU"/>
-        </w:rPr>
       </w:pPr>
       <w:r>
         <w:rPr>
@@ -593,9 +651,6 @@
         <w:spacing w:after="120"/>
         <w:ind w:firstLine="567"/>
         <w:jc w:val="both"/>
-        <w:rPr>
-          <w:lang w:val="ru-RU"/>
-        </w:rPr>
       </w:pPr>
     </w:p>
     <w:p>
@@ -603,9 +658,6 @@
         <w:spacing w:after="120"/>
         <w:ind w:firstLine="567"/>
         <w:jc w:val="both"/>
-        <w:rPr>
-          <w:lang w:val="ru-RU"/>
-        </w:rPr>
       </w:pPr>
     </w:p>
     <w:p>
@@ -734,12 +786,27 @@
       </w:pPr>
       <w:r>
         <w:rPr>
-          <w:b/>
-          <w:bCs/>
-          <w:sz w:val="26"/>
-          <w:szCs w:val="26"/>
-        </w:rPr>
-        <w:t>Опис проблем та рішень</w:t>
+          <w:lang w:val="en-US"/>
+        </w:rPr>
+        <w:t>UML</w:t>
+      </w:r>
+      <w:r>
+        <w:rPr>
+          <w:lang w:val="ru-RU"/>
+        </w:rPr>
+        <w:t>-д</w:t>
+      </w:r>
+      <w:r>
+        <w:rPr>
+          <w:lang w:val="ru-RU"/>
+        </w:rPr>
+        <w:t>і</w:t>
+      </w:r>
+      <w:r>
+        <w:rPr>
+          <w:lang w:val="ru-RU"/>
+        </w:rPr>
+        <w:t xml:space="preserve">аграма </w:t>
       </w:r>
     </w:p>
     <w:p>
@@ -747,274 +814,67 @@
         <w:spacing w:after="120"/>
         <w:ind w:firstLine="567"/>
         <w:jc w:val="both"/>
-      </w:pPr>
-      <w:r>
-        <w:rPr>
-          <w:b/>
-          <w:bCs/>
-        </w:rPr>
-        <w:t xml:space="preserve">3. Проблема: </w:t>
-      </w:r>
-      <w:r>
-        <w:rPr>
-          <w:i/>
-          <w:iCs/>
-        </w:rPr>
-        <w:t xml:space="preserve">Завантаження зображень довільного розміру. </w:t>
-      </w:r>
-      <w:r>
-        <w:t xml:space="preserve">Якщо зображення </w:t>
-      </w:r>
-      <w:r>
-        <w:rPr>
-          <w:lang w:val="ru-RU"/>
-        </w:rPr>
-        <w:t xml:space="preserve">якось </w:t>
-      </w:r>
-      <w:r>
-        <w:t xml:space="preserve">відрізняється за розмірами від сітки, </w:t>
-      </w:r>
-      <w:r>
-        <w:rPr>
-          <w:lang w:val="ru-RU"/>
-        </w:rPr>
-        <w:t xml:space="preserve">то його внесення на поле </w:t>
-      </w:r>
-      <w:r>
-        <w:t>призводило до зміщення орнаменту в кут або виходу за межі масиву</w:t>
-      </w:r>
-      <w:r>
-        <w:rPr>
-          <w:lang w:val="ru-RU"/>
-        </w:rPr>
-        <w:t xml:space="preserve"> та подальший виліт з помилкою </w:t>
-      </w:r>
-      <w:r>
-        <w:rPr>
-          <w:lang w:val="en-US"/>
-        </w:rPr>
-        <w:t>Index</w:t>
-      </w:r>
-      <w:r>
-        <w:rPr>
-          <w:lang w:val="ru-RU"/>
-        </w:rPr>
-        <w:t xml:space="preserve"> </w:t>
-      </w:r>
-      <w:r>
-        <w:rPr>
-          <w:lang w:val="en-US"/>
-        </w:rPr>
-        <w:t>Out</w:t>
-      </w:r>
-      <w:r>
-        <w:rPr>
-          <w:lang w:val="ru-RU"/>
-        </w:rPr>
-        <w:t xml:space="preserve"> </w:t>
-      </w:r>
-      <w:r>
-        <w:rPr>
-          <w:lang w:val="en-US"/>
-        </w:rPr>
-        <w:t>of</w:t>
-      </w:r>
-      <w:r>
-        <w:rPr>
-          <w:lang w:val="ru-RU"/>
-        </w:rPr>
-        <w:t xml:space="preserve"> </w:t>
-      </w:r>
-      <w:r>
-        <w:rPr>
-          <w:lang w:val="en-US"/>
-        </w:rPr>
-        <w:t>Bound</w:t>
-      </w:r>
-      <w:r>
-        <w:t>.</w:t>
-      </w:r>
-    </w:p>
-    <w:p>
-      <w:pPr>
-        <w:spacing w:after="120"/>
-        <w:ind w:firstLine="567"/>
-        <w:jc w:val="both"/>
-        <w:rPr>
-          <w:lang w:val="ru-RU"/>
-        </w:rPr>
-      </w:pPr>
-      <w:r>
-        <w:rPr>
-          <w:b/>
-          <w:bCs/>
-        </w:rPr>
-        <w:t xml:space="preserve">Рішення: </w:t>
-      </w:r>
-      <w:r>
-        <w:t>у методі importFromImg() обчислюється</w:t>
-      </w:r>
-      <w:r>
-        <w:t xml:space="preserve"> центрування відкритої схеми</w:t>
-      </w:r>
-      <w:r>
-        <w:t xml:space="preserve">, </w:t>
-      </w:r>
-      <w:r>
-        <w:t>та перевіряється на вихід за межі масиву</w:t>
-      </w:r>
-      <w:r>
-        <w:t xml:space="preserve">. </w:t>
-      </w:r>
-    </w:p>
-    <w:p>
-      <w:pPr>
-        <w:spacing w:after="120"/>
-        <w:ind w:firstLine="567"/>
-        <w:jc w:val="both"/>
-      </w:pPr>
-      <w:r>
-        <w:rPr>
-          <w:b/>
-          <w:bCs/>
-        </w:rPr>
-        <w:t xml:space="preserve">4. Проблема: </w:t>
-      </w:r>
-      <w:r>
-        <w:rPr>
-          <w:i/>
-          <w:iCs/>
-          <w:lang w:val="ru-RU"/>
-        </w:rPr>
-        <w:t>Довгий д</w:t>
-      </w:r>
-      <w:r>
-        <w:rPr>
-          <w:i/>
-          <w:iCs/>
-        </w:rPr>
-        <w:t xml:space="preserve">оступ до кольорів. </w:t>
-      </w:r>
-      <w:r>
-        <w:t xml:space="preserve">Постійно відкривати ColorPicker заради </w:t>
-      </w:r>
-      <w:r>
-        <w:t>зміни на колір який використовував тільки що займав забагато часу та починав дратувати</w:t>
-      </w:r>
-      <w:r>
-        <w:t>.</w:t>
-      </w:r>
-    </w:p>
-    <w:p>
-      <w:pPr>
-        <w:spacing w:after="120"/>
-        <w:ind w:firstLine="567"/>
-        <w:jc w:val="both"/>
-      </w:pPr>
-      <w:r>
-        <w:rPr>
-          <w:b/>
-          <w:bCs/>
-        </w:rPr>
-        <w:t xml:space="preserve">Рішення: </w:t>
-      </w:r>
-      <w:r>
-        <w:t>реалізовано LRU-список з останні</w:t>
-      </w:r>
-      <w:r>
-        <w:rPr>
-          <w:lang w:val="ru-RU"/>
-        </w:rPr>
-        <w:t>ми</w:t>
-      </w:r>
-      <w:r>
-        <w:t xml:space="preserve"> кольор</w:t>
-      </w:r>
-      <w:r>
-        <w:rPr>
-          <w:lang w:val="ru-RU"/>
-        </w:rPr>
-        <w:t>ами</w:t>
-      </w:r>
-      <w:r>
-        <w:t xml:space="preserve"> у вертикальному</w:t>
-      </w:r>
-      <w:r>
-        <w:rPr>
-          <w:lang w:val="ru-RU"/>
-        </w:rPr>
-        <w:t xml:space="preserve"> тулбарі</w:t>
-      </w:r>
-      <w:r>
-        <w:t>. У методі updateLastUsedColors() новий колір додається на початок, решта зсувається</w:t>
-      </w:r>
-      <w:r>
-        <w:t>, а</w:t>
-      </w:r>
-      <w:r>
-        <w:t xml:space="preserve"> якщо колір уже є в списку —</w:t>
-      </w:r>
-      <w:r>
-        <w:t xml:space="preserve"> нічого не відбувається, щоб не збивати з пантелику</w:t>
-      </w:r>
-      <w:r>
-        <w:t>.</w:t>
-      </w:r>
-    </w:p>
-    <w:p>
-      <w:pPr>
-        <w:spacing w:after="120"/>
-        <w:ind w:firstLine="567"/>
-        <w:jc w:val="both"/>
-      </w:pPr>
-      <w:r>
-        <w:rPr>
-          <w:b/>
-          <w:bCs/>
-        </w:rPr>
-        <w:t xml:space="preserve">5. Проблема: </w:t>
-      </w:r>
-      <w:r>
-        <w:rPr>
-          <w:i/>
-          <w:iCs/>
-        </w:rPr>
-        <w:t xml:space="preserve">Випадкове очищення всього поля. </w:t>
-      </w:r>
-      <w:r>
-        <w:t xml:space="preserve">Кнопка Clear спочатку миттєво видаляла всю роботу — і за кілька секунд недбалого кліку </w:t>
-      </w:r>
-      <w:r>
-        <w:rPr>
-          <w:lang w:val="ru-RU"/>
-        </w:rPr>
-        <w:t xml:space="preserve">старанна </w:t>
-      </w:r>
-      <w:r>
-        <w:t>робота зникала.</w:t>
-      </w:r>
-    </w:p>
-    <w:p>
-      <w:pPr>
-        <w:spacing w:after="120"/>
-        <w:ind w:firstLine="567"/>
-        <w:jc w:val="both"/>
-      </w:pPr>
-      <w:r>
-        <w:rPr>
-          <w:b/>
-          <w:bCs/>
-        </w:rPr>
-        <w:t xml:space="preserve">Рішення: </w:t>
-      </w:r>
-      <w:r>
-        <w:t xml:space="preserve">додано JOptionPane.showConfirmDialog із підтвердженням </w:t>
-      </w:r>
-      <w:r>
-        <w:t xml:space="preserve">очищення </w:t>
-      </w:r>
-      <w:r>
-        <w:t>«Yes/No». Тепер користувач має явно погодитися, щоб поле очистилося.</w:t>
+        <w:rPr>
+          <w:lang w:val="ru-RU"/>
+        </w:rPr>
+      </w:pPr>
+      <w:r>
+        <w:rPr>
+          <w:noProof/>
+        </w:rPr>
+        <w:drawing>
+          <wp:inline distT="0" distB="0" distL="0" distR="0" wp14:anchorId="547678C1" wp14:editId="5631155F">
+            <wp:extent cx="2830665" cy="3113243"/>
+            <wp:effectExtent l="0" t="0" r="8255" b="0"/>
+            <wp:docPr id="1130328685" name="Рисунок 1"/>
+            <wp:cNvGraphicFramePr>
+              <a:graphicFrameLocks xmlns:a="http://schemas.openxmlformats.org/drawingml/2006/main" noChangeAspect="1"/>
+            </wp:cNvGraphicFramePr>
+            <a:graphic xmlns:a="http://schemas.openxmlformats.org/drawingml/2006/main">
+              <a:graphicData uri="http://schemas.openxmlformats.org/drawingml/2006/picture">
+                <pic:pic xmlns:pic="http://schemas.openxmlformats.org/drawingml/2006/picture">
+                  <pic:nvPicPr>
+                    <pic:cNvPr id="0" name="Picture 1"/>
+                    <pic:cNvPicPr>
+                      <a:picLocks noChangeAspect="1" noChangeArrowheads="1"/>
+                    </pic:cNvPicPr>
+                  </pic:nvPicPr>
+                  <pic:blipFill rotWithShape="1">
+                    <a:blip r:embed="rId6" cstate="print">
+                      <a:extLst>
+                        <a:ext uri="{28A0092B-C50C-407E-A947-70E740481C1C}">
+                          <a14:useLocalDpi xmlns:a14="http://schemas.microsoft.com/office/drawing/2010/main" val="0"/>
+                        </a:ext>
+                      </a:extLst>
+                    </a:blip>
+                    <a:srcRect b="81951"/>
+                    <a:stretch>
+                      <a:fillRect/>
+                    </a:stretch>
+                  </pic:blipFill>
+                  <pic:spPr bwMode="auto">
+                    <a:xfrm>
+                      <a:off x="0" y="0"/>
+                      <a:ext cx="2839099" cy="3122519"/>
+                    </a:xfrm>
+                    <a:prstGeom prst="rect">
+                      <a:avLst/>
+                    </a:prstGeom>
+                    <a:noFill/>
+                    <a:ln>
+                      <a:noFill/>
+                    </a:ln>
+                    <a:extLst>
+                      <a:ext uri="{53640926-AAD7-44D8-BBD7-CCE9431645EC}">
+                        <a14:shadowObscured xmlns:a14="http://schemas.microsoft.com/office/drawing/2010/main"/>
+                      </a:ext>
+                    </a:extLst>
+                  </pic:spPr>
+                </pic:pic>
+              </a:graphicData>
+            </a:graphic>
+          </wp:inline>
+        </w:drawing>
       </w:r>
     </w:p>
     <w:p>
@@ -1034,7 +894,7 @@
           <w:sz w:val="26"/>
           <w:szCs w:val="26"/>
         </w:rPr>
-        <w:t>Висновки</w:t>
+        <w:t>Опис проблем та рішень</w:t>
       </w:r>
     </w:p>
     <w:p>
@@ -1044,83 +904,320 @@
         <w:jc w:val="both"/>
       </w:pPr>
       <w:r>
-        <w:t xml:space="preserve">У ході розробки проєкту було створено повноцінний настільний редактор піксельної вишиванки </w:t>
-      </w:r>
-      <w:r>
-        <w:t xml:space="preserve">із засобами </w:t>
-      </w:r>
-      <w:r>
-        <w:t>Java</w:t>
-      </w:r>
-      <w:r>
-        <w:t>, використовуючи</w:t>
-      </w:r>
-      <w:r>
-        <w:t xml:space="preserve"> бібліотеку </w:t>
-      </w:r>
-      <w:r>
-        <w:t>Swing.</w:t>
-      </w:r>
-      <w:r>
-        <w:t xml:space="preserve"> Вдалося попрацювати з </w:t>
-      </w:r>
-      <w:r>
-        <w:t xml:space="preserve"> принцип</w:t>
-      </w:r>
-      <w:r>
-        <w:t>ам</w:t>
-      </w:r>
-      <w:r>
-        <w:t xml:space="preserve">и </w:t>
-      </w:r>
-      <w:r>
-        <w:t xml:space="preserve">ООП </w:t>
-      </w:r>
-      <w:r>
-        <w:t>розділення</w:t>
-      </w:r>
-      <w:r>
-        <w:t>м</w:t>
-      </w:r>
-      <w:r>
-        <w:t xml:space="preserve"> модел</w:t>
-      </w:r>
-      <w:r>
-        <w:t>ей</w:t>
-      </w:r>
-      <w:r>
-        <w:t>, графікою, обробк</w:t>
-      </w:r>
-      <w:r>
-        <w:t>ою</w:t>
-      </w:r>
-      <w:r>
-        <w:t xml:space="preserve"> подій миші та діалогових вікон Swing. Окремо вдалося попрацювати з обробкою зображень — BufferedImage</w:t>
-      </w:r>
-      <w:r>
-        <w:t xml:space="preserve"> та</w:t>
-      </w:r>
-      <w:r>
-        <w:t xml:space="preserve"> ImageIO. Реалізован</w:t>
-      </w:r>
-      <w:r>
-        <w:rPr>
-          <w:lang w:val="ru-RU"/>
-        </w:rPr>
-        <w:t>о</w:t>
-      </w:r>
-      <w:r>
-        <w:t xml:space="preserve"> алгоритми симетрії, історі</w:t>
-      </w:r>
-      <w:r>
-        <w:rPr>
-          <w:lang w:val="ru-RU"/>
-        </w:rPr>
-        <w:t>ю</w:t>
-      </w:r>
-      <w:r>
-        <w:t xml:space="preserve"> останніх кольорів за принципом LRU та обробка некоректного вводу. Проєкт показує, що навіть невелика, але добре структурована програма може бути зручним інструментом для творчості.</w:t>
-      </w:r>
+        <w:rPr>
+          <w:b/>
+          <w:bCs/>
+          <w:lang w:val="ru-RU"/>
+        </w:rPr>
+        <w:t>1</w:t>
+      </w:r>
+      <w:r>
+        <w:rPr>
+          <w:b/>
+          <w:bCs/>
+        </w:rPr>
+        <w:t xml:space="preserve">. Проблема: </w:t>
+      </w:r>
+      <w:r>
+        <w:rPr>
+          <w:i/>
+          <w:iCs/>
+        </w:rPr>
+        <w:t xml:space="preserve">Завантаження зображень довільного розміру. </w:t>
+      </w:r>
+      <w:r>
+        <w:t xml:space="preserve">Якщо зображення </w:t>
+      </w:r>
+      <w:r>
+        <w:rPr>
+          <w:lang w:val="ru-RU"/>
+        </w:rPr>
+        <w:t xml:space="preserve">якось </w:t>
+      </w:r>
+      <w:r>
+        <w:t xml:space="preserve">відрізняється за розмірами від сітки, </w:t>
+      </w:r>
+      <w:r>
+        <w:rPr>
+          <w:lang w:val="ru-RU"/>
+        </w:rPr>
+        <w:t xml:space="preserve">то його внесення на поле </w:t>
+      </w:r>
+      <w:r>
+        <w:t>призводило до зміщення орнаменту в кут або виходу за межі масиву</w:t>
+      </w:r>
+      <w:r>
+        <w:rPr>
+          <w:lang w:val="ru-RU"/>
+        </w:rPr>
+        <w:t xml:space="preserve"> та подальший виліт з помилкою </w:t>
+      </w:r>
+      <w:r>
+        <w:rPr>
+          <w:lang w:val="en-US"/>
+        </w:rPr>
+        <w:t>Index</w:t>
+      </w:r>
+      <w:r>
+        <w:rPr>
+          <w:lang w:val="ru-RU"/>
+        </w:rPr>
+        <w:t xml:space="preserve"> </w:t>
+      </w:r>
+      <w:r>
+        <w:rPr>
+          <w:lang w:val="en-US"/>
+        </w:rPr>
+        <w:t>Out</w:t>
+      </w:r>
+      <w:r>
+        <w:rPr>
+          <w:lang w:val="ru-RU"/>
+        </w:rPr>
+        <w:t xml:space="preserve"> </w:t>
+      </w:r>
+      <w:r>
+        <w:rPr>
+          <w:lang w:val="en-US"/>
+        </w:rPr>
+        <w:t>of</w:t>
+      </w:r>
+      <w:r>
+        <w:rPr>
+          <w:lang w:val="ru-RU"/>
+        </w:rPr>
+        <w:t xml:space="preserve"> </w:t>
+      </w:r>
+      <w:r>
+        <w:rPr>
+          <w:lang w:val="en-US"/>
+        </w:rPr>
+        <w:t>Bound</w:t>
+      </w:r>
+      <w:r>
+        <w:t>.</w:t>
+      </w:r>
+    </w:p>
+    <w:p>
+      <w:pPr>
+        <w:spacing w:after="120"/>
+        <w:ind w:firstLine="567"/>
+        <w:jc w:val="both"/>
+        <w:rPr>
+          <w:lang w:val="ru-RU"/>
+        </w:rPr>
+      </w:pPr>
+      <w:r>
+        <w:rPr>
+          <w:b/>
+          <w:bCs/>
+        </w:rPr>
+        <w:t xml:space="preserve">Рішення: </w:t>
+      </w:r>
+      <w:r>
+        <w:t>у методі importFromImg() обчислюється</w:t>
+      </w:r>
+      <w:r>
+        <w:t xml:space="preserve"> центрування відкритої схеми</w:t>
+      </w:r>
+      <w:r>
+        <w:t xml:space="preserve">, </w:t>
+      </w:r>
+      <w:r>
+        <w:t>та перевіряється на вихід за межі масиву</w:t>
+      </w:r>
+      <w:r>
+        <w:t xml:space="preserve">. </w:t>
+      </w:r>
+    </w:p>
+    <w:p>
+      <w:pPr>
+        <w:spacing w:after="120"/>
+        <w:ind w:firstLine="567"/>
+        <w:jc w:val="both"/>
+      </w:pPr>
+      <w:r>
+        <w:rPr>
+          <w:b/>
+          <w:bCs/>
+          <w:lang w:val="ru-RU"/>
+        </w:rPr>
+        <w:t>2</w:t>
+      </w:r>
+      <w:r>
+        <w:rPr>
+          <w:b/>
+          <w:bCs/>
+        </w:rPr>
+        <w:t xml:space="preserve">. Проблема: </w:t>
+      </w:r>
+      <w:r>
+        <w:rPr>
+          <w:i/>
+          <w:iCs/>
+          <w:lang w:val="ru-RU"/>
+        </w:rPr>
+        <w:t>Довгий д</w:t>
+      </w:r>
+      <w:r>
+        <w:rPr>
+          <w:i/>
+          <w:iCs/>
+        </w:rPr>
+        <w:t xml:space="preserve">оступ до кольорів. </w:t>
+      </w:r>
+      <w:r>
+        <w:t xml:space="preserve">Постійно відкривати ColorPicker заради </w:t>
+      </w:r>
+      <w:r>
+        <w:t>зміни на колір який використовував тільки що займав забагато часу та починав дратувати</w:t>
+      </w:r>
+      <w:r>
+        <w:t>.</w:t>
+      </w:r>
+    </w:p>
+    <w:p>
+      <w:pPr>
+        <w:spacing w:after="120"/>
+        <w:ind w:firstLine="567"/>
+        <w:jc w:val="both"/>
+      </w:pPr>
+      <w:r>
+        <w:rPr>
+          <w:b/>
+          <w:bCs/>
+        </w:rPr>
+        <w:t xml:space="preserve">Рішення: </w:t>
+      </w:r>
+      <w:r>
+        <w:t>реалізовано LRU-список з останні</w:t>
+      </w:r>
+      <w:r>
+        <w:rPr>
+          <w:lang w:val="ru-RU"/>
+        </w:rPr>
+        <w:t>ми</w:t>
+      </w:r>
+      <w:r>
+        <w:t xml:space="preserve"> кольор</w:t>
+      </w:r>
+      <w:r>
+        <w:rPr>
+          <w:lang w:val="ru-RU"/>
+        </w:rPr>
+        <w:t>ами</w:t>
+      </w:r>
+      <w:r>
+        <w:t xml:space="preserve"> у вертикальному</w:t>
+      </w:r>
+      <w:r>
+        <w:rPr>
+          <w:lang w:val="ru-RU"/>
+        </w:rPr>
+        <w:t xml:space="preserve"> тулбарі</w:t>
+      </w:r>
+      <w:r>
+        <w:t>. У методі updateLastUsedColors() новий колір додається на початок, решта зсувається</w:t>
+      </w:r>
+      <w:r>
+        <w:t>, а</w:t>
+      </w:r>
+      <w:r>
+        <w:t xml:space="preserve"> якщо колір уже є в списку —</w:t>
+      </w:r>
+      <w:r>
+        <w:t xml:space="preserve"> нічого не відбувається, щоб не збивати з пантелику</w:t>
+      </w:r>
+      <w:r>
+        <w:t>.</w:t>
+      </w:r>
+    </w:p>
+    <w:p>
+      <w:pPr>
+        <w:spacing w:after="120"/>
+        <w:ind w:firstLine="567"/>
+        <w:jc w:val="both"/>
+      </w:pPr>
+      <w:r>
+        <w:rPr>
+          <w:b/>
+          <w:bCs/>
+          <w:lang w:val="ru-RU"/>
+        </w:rPr>
+        <w:t>3</w:t>
+      </w:r>
+      <w:r>
+        <w:rPr>
+          <w:b/>
+          <w:bCs/>
+        </w:rPr>
+        <w:t xml:space="preserve">. Проблема: </w:t>
+      </w:r>
+      <w:r>
+        <w:rPr>
+          <w:i/>
+          <w:iCs/>
+        </w:rPr>
+        <w:t xml:space="preserve">Випадкове очищення всього поля. </w:t>
+      </w:r>
+      <w:r>
+        <w:t xml:space="preserve">Кнопка Clear спочатку миттєво видаляла всю роботу — і за кілька секунд недбалого кліку </w:t>
+      </w:r>
+      <w:r>
+        <w:rPr>
+          <w:lang w:val="ru-RU"/>
+        </w:rPr>
+        <w:t xml:space="preserve">старанна </w:t>
+      </w:r>
+      <w:r>
+        <w:t>робота зникала.</w:t>
+      </w:r>
+    </w:p>
+    <w:p>
+      <w:pPr>
+        <w:spacing w:after="120"/>
+        <w:ind w:firstLine="567"/>
+        <w:jc w:val="both"/>
+        <w:rPr>
+          <w:lang w:val="ru-RU"/>
+        </w:rPr>
+      </w:pPr>
+      <w:r>
+        <w:rPr>
+          <w:b/>
+          <w:bCs/>
+        </w:rPr>
+        <w:t xml:space="preserve">Рішення: </w:t>
+      </w:r>
+      <w:r>
+        <w:t xml:space="preserve">додано JOptionPane.showConfirmDialog із підтвердженням </w:t>
+      </w:r>
+      <w:r>
+        <w:t xml:space="preserve">очищення </w:t>
+      </w:r>
+      <w:r>
+        <w:t>«Yes/No». Тепер користувач має явно погодитися, щоб поле очистилося.</w:t>
+      </w:r>
+    </w:p>
+    <w:p>
+      <w:pPr>
+        <w:spacing w:after="120"/>
+        <w:ind w:firstLine="567"/>
+        <w:jc w:val="both"/>
+        <w:rPr>
+          <w:lang w:val="ru-RU"/>
+        </w:rPr>
+      </w:pPr>
+    </w:p>
+    <w:p>
+      <w:pPr>
+        <w:spacing w:after="120"/>
+        <w:ind w:firstLine="567"/>
+        <w:jc w:val="both"/>
+        <w:rPr>
+          <w:lang w:val="ru-RU"/>
+        </w:rPr>
+      </w:pPr>
     </w:p>
     <w:p>
       <w:pPr>
@@ -1139,6 +1236,993 @@
           <w:sz w:val="26"/>
           <w:szCs w:val="26"/>
         </w:rPr>
+        <w:lastRenderedPageBreak/>
+        <w:t>Висновки</w:t>
+      </w:r>
+    </w:p>
+    <w:p>
+      <w:pPr>
+        <w:spacing w:after="120"/>
+        <w:ind w:firstLine="567"/>
+        <w:jc w:val="both"/>
+      </w:pPr>
+      <w:r>
+        <w:t xml:space="preserve">У ході розробки проєкту було створено повноцінний настільний редактор піксельної вишиванки </w:t>
+      </w:r>
+      <w:r>
+        <w:t xml:space="preserve">із засобами </w:t>
+      </w:r>
+      <w:r>
+        <w:t>Java</w:t>
+      </w:r>
+      <w:r>
+        <w:t>, використовуючи</w:t>
+      </w:r>
+      <w:r>
+        <w:t xml:space="preserve"> бібліотеку </w:t>
+      </w:r>
+      <w:r>
+        <w:t>Swing.</w:t>
+      </w:r>
+      <w:r>
+        <w:t xml:space="preserve"> Вдалося попрацювати з </w:t>
+      </w:r>
+      <w:r>
+        <w:t xml:space="preserve"> принцип</w:t>
+      </w:r>
+      <w:r>
+        <w:t>ам</w:t>
+      </w:r>
+      <w:r>
+        <w:t xml:space="preserve">и </w:t>
+      </w:r>
+      <w:r>
+        <w:t xml:space="preserve">ООП </w:t>
+      </w:r>
+      <w:r>
+        <w:t>розділення</w:t>
+      </w:r>
+      <w:r>
+        <w:t>м</w:t>
+      </w:r>
+      <w:r>
+        <w:t xml:space="preserve"> модел</w:t>
+      </w:r>
+      <w:r>
+        <w:t>ей</w:t>
+      </w:r>
+      <w:r>
+        <w:t>, графікою, обробк</w:t>
+      </w:r>
+      <w:r>
+        <w:t>ою</w:t>
+      </w:r>
+      <w:r>
+        <w:t xml:space="preserve"> подій миші та діалогових вікон Swing. Окремо вдалося попрацювати з обробкою зображень — BufferedImage</w:t>
+      </w:r>
+      <w:r>
+        <w:t xml:space="preserve"> та</w:t>
+      </w:r>
+      <w:r>
+        <w:t xml:space="preserve"> ImageIO. Реалізован</w:t>
+      </w:r>
+      <w:r>
+        <w:t>о</w:t>
+      </w:r>
+      <w:r>
+        <w:t xml:space="preserve"> алгоритми симетрії, історі</w:t>
+      </w:r>
+      <w:r>
+        <w:t>ю</w:t>
+      </w:r>
+      <w:r>
+        <w:t xml:space="preserve"> останніх кольорів за принципом LRU та обробка некоректного вводу. Проєкт показує, що навіть невелика, але добре структурована програма може бути зручним інструментом для творчості.</w:t>
+      </w:r>
+    </w:p>
+    <w:p>
+      <w:pPr>
+        <w:pStyle w:val="a4"/>
+        <w:numPr>
+          <w:ilvl w:val="0"/>
+          <w:numId w:val="2"/>
+        </w:numPr>
+        <w:spacing w:after="120"/>
+        <w:jc w:val="center"/>
+        <w:rPr>
+          <w:b/>
+          <w:bCs/>
+        </w:rPr>
+      </w:pPr>
+      <w:r>
+        <w:rPr>
+          <w:b/>
+          <w:bCs/>
+        </w:rPr>
+        <w:t>І</w:t>
+      </w:r>
+      <w:r>
+        <w:rPr>
+          <w:b/>
+          <w:bCs/>
+          <w:lang w:val="ru-RU"/>
+        </w:rPr>
+        <w:t>нструкц</w:t>
+      </w:r>
+      <w:r>
+        <w:rPr>
+          <w:b/>
+          <w:bCs/>
+          <w:lang w:val="ru-RU"/>
+        </w:rPr>
+        <w:t>і</w:t>
+      </w:r>
+      <w:r>
+        <w:rPr>
+          <w:b/>
+          <w:bCs/>
+          <w:lang w:val="ru-RU"/>
+        </w:rPr>
+        <w:t>я користувача</w:t>
+      </w:r>
+    </w:p>
+    <w:p>
+      <w:pPr>
+        <w:pStyle w:val="a4"/>
+        <w:spacing w:after="120"/>
+        <w:rPr>
+          <w:lang w:val="ru-RU"/>
+        </w:rPr>
+      </w:pPr>
+      <w:r>
+        <w:rPr>
+          <w:lang w:val="ru-RU"/>
+        </w:rPr>
+        <w:t>При запуску вас попросять обрати розм</w:t>
+      </w:r>
+      <w:r>
+        <w:rPr>
+          <w:lang w:val="ru-RU"/>
+        </w:rPr>
+        <w:t>і</w:t>
+      </w:r>
+      <w:r>
+        <w:rPr>
+          <w:lang w:val="ru-RU"/>
+        </w:rPr>
+        <w:t>р поля, рекмендовано залишит 45х45 бо цей розм</w:t>
+      </w:r>
+      <w:r>
+        <w:rPr>
+          <w:lang w:val="ru-RU"/>
+        </w:rPr>
+        <w:t>і</w:t>
+      </w:r>
+      <w:r>
+        <w:rPr>
+          <w:lang w:val="ru-RU"/>
+        </w:rPr>
+        <w:t>р  не над-то малим, та вм</w:t>
+      </w:r>
+      <w:r>
+        <w:rPr>
+          <w:lang w:val="ru-RU"/>
+        </w:rPr>
+        <w:t>і</w:t>
+      </w:r>
+      <w:r>
+        <w:rPr>
+          <w:lang w:val="ru-RU"/>
+        </w:rPr>
+        <w:t>щу</w:t>
+      </w:r>
+      <w:r>
+        <w:rPr>
+          <w:lang w:val="ru-RU"/>
+        </w:rPr>
+        <w:t>є</w:t>
+      </w:r>
+      <w:r>
+        <w:rPr>
+          <w:lang w:val="ru-RU"/>
+        </w:rPr>
+        <w:t xml:space="preserve"> в себе б</w:t>
+      </w:r>
+      <w:r>
+        <w:rPr>
+          <w:lang w:val="ru-RU"/>
+        </w:rPr>
+        <w:t>і</w:t>
+      </w:r>
+      <w:r>
+        <w:rPr>
+          <w:lang w:val="ru-RU"/>
+        </w:rPr>
+        <w:t>льш</w:t>
+      </w:r>
+      <w:r>
+        <w:rPr>
+          <w:lang w:val="ru-RU"/>
+        </w:rPr>
+        <w:t>і</w:t>
+      </w:r>
+      <w:r>
+        <w:rPr>
+          <w:lang w:val="ru-RU"/>
+        </w:rPr>
+        <w:t>сть вишивок</w:t>
+      </w:r>
+      <w:r>
+        <w:rPr>
+          <w:noProof/>
+        </w:rPr>
+        <w:drawing>
+          <wp:inline distT="0" distB="0" distL="0" distR="0" wp14:anchorId="7FD7A88A" wp14:editId="4CA75B70">
+            <wp:extent cx="2690812" cy="1369431"/>
+            <wp:effectExtent l="0" t="0" r="0" b="2540"/>
+            <wp:docPr id="1175778738" name="Рисунок 1"/>
+            <wp:cNvGraphicFramePr>
+              <a:graphicFrameLocks xmlns:a="http://schemas.openxmlformats.org/drawingml/2006/main" noChangeAspect="1"/>
+            </wp:cNvGraphicFramePr>
+            <a:graphic xmlns:a="http://schemas.openxmlformats.org/drawingml/2006/main">
+              <a:graphicData uri="http://schemas.openxmlformats.org/drawingml/2006/picture">
+                <pic:pic xmlns:pic="http://schemas.openxmlformats.org/drawingml/2006/picture">
+                  <pic:nvPicPr>
+                    <pic:cNvPr id="1175778738" name=""/>
+                    <pic:cNvPicPr/>
+                  </pic:nvPicPr>
+                  <pic:blipFill>
+                    <a:blip r:embed="rId7"/>
+                    <a:stretch>
+                      <a:fillRect/>
+                    </a:stretch>
+                  </pic:blipFill>
+                  <pic:spPr>
+                    <a:xfrm>
+                      <a:off x="0" y="0"/>
+                      <a:ext cx="2730180" cy="1389466"/>
+                    </a:xfrm>
+                    <a:prstGeom prst="rect">
+                      <a:avLst/>
+                    </a:prstGeom>
+                  </pic:spPr>
+                </pic:pic>
+              </a:graphicData>
+            </a:graphic>
+          </wp:inline>
+        </w:drawing>
+      </w:r>
+    </w:p>
+    <w:p>
+      <w:pPr>
+        <w:pStyle w:val="a4"/>
+        <w:spacing w:after="120"/>
+        <w:rPr>
+          <w:lang w:val="ru-RU"/>
+        </w:rPr>
+      </w:pPr>
+      <w:r>
+        <w:rPr>
+          <w:lang w:val="ru-RU"/>
+        </w:rPr>
+        <w:t>Сама програма зустр</w:t>
+      </w:r>
+      <w:r>
+        <w:rPr>
+          <w:lang w:val="ru-RU"/>
+        </w:rPr>
+        <w:t>і</w:t>
+      </w:r>
+      <w:r>
+        <w:rPr>
+          <w:lang w:val="ru-RU"/>
+        </w:rPr>
+        <w:t>ча</w:t>
+      </w:r>
+      <w:r>
+        <w:rPr>
+          <w:lang w:val="ru-RU"/>
+        </w:rPr>
+        <w:t>є</w:t>
+      </w:r>
+      <w:r>
+        <w:rPr>
+          <w:lang w:val="ru-RU"/>
+        </w:rPr>
+        <w:t xml:space="preserve"> вас екраном зз Вишивкою </w:t>
+      </w:r>
+      <w:r>
+        <w:rPr>
+          <w:lang w:val="ru-RU"/>
+        </w:rPr>
+        <w:t>і</w:t>
+      </w:r>
+      <w:r>
+        <w:rPr>
+          <w:lang w:val="ru-RU"/>
+        </w:rPr>
+        <w:t>мен</w:t>
+      </w:r>
+      <w:r>
+        <w:rPr>
+          <w:lang w:val="ru-RU"/>
+        </w:rPr>
+        <w:t>і</w:t>
+      </w:r>
+      <w:r>
+        <w:rPr>
+          <w:lang w:val="ru-RU"/>
+        </w:rPr>
+        <w:t xml:space="preserve"> Артем та сво</w:t>
+      </w:r>
+      <w:r>
+        <w:rPr>
+          <w:lang w:val="ru-RU"/>
+        </w:rPr>
+        <w:t>ї</w:t>
+      </w:r>
+      <w:r>
+        <w:rPr>
+          <w:lang w:val="ru-RU"/>
+        </w:rPr>
+        <w:t xml:space="preserve">м </w:t>
+      </w:r>
+      <w:r>
+        <w:rPr>
+          <w:lang w:val="ru-RU"/>
+        </w:rPr>
+        <w:t>і</w:t>
+      </w:r>
+      <w:r>
+        <w:rPr>
+          <w:lang w:val="ru-RU"/>
+        </w:rPr>
+        <w:t>нтерфейсом</w:t>
+      </w:r>
+    </w:p>
+    <w:p>
+      <w:pPr>
+        <w:pStyle w:val="a4"/>
+        <w:spacing w:after="120"/>
+        <w:rPr>
+          <w:lang w:val="ru-RU"/>
+        </w:rPr>
+      </w:pPr>
+      <w:r>
+        <w:rPr>
+          <w:noProof/>
+        </w:rPr>
+        <w:drawing>
+          <wp:inline distT="0" distB="0" distL="0" distR="0" wp14:anchorId="25256A00" wp14:editId="2B3CCA7E">
+            <wp:extent cx="5004290" cy="5165766"/>
+            <wp:effectExtent l="0" t="0" r="6350" b="0"/>
+            <wp:docPr id="1245622403" name="Рисунок 1"/>
+            <wp:cNvGraphicFramePr>
+              <a:graphicFrameLocks xmlns:a="http://schemas.openxmlformats.org/drawingml/2006/main" noChangeAspect="1"/>
+            </wp:cNvGraphicFramePr>
+            <a:graphic xmlns:a="http://schemas.openxmlformats.org/drawingml/2006/main">
+              <a:graphicData uri="http://schemas.openxmlformats.org/drawingml/2006/picture">
+                <pic:pic xmlns:pic="http://schemas.openxmlformats.org/drawingml/2006/picture">
+                  <pic:nvPicPr>
+                    <pic:cNvPr id="1245622403" name=""/>
+                    <pic:cNvPicPr/>
+                  </pic:nvPicPr>
+                  <pic:blipFill>
+                    <a:blip r:embed="rId8"/>
+                    <a:stretch>
+                      <a:fillRect/>
+                    </a:stretch>
+                  </pic:blipFill>
+                  <pic:spPr>
+                    <a:xfrm>
+                      <a:off x="0" y="0"/>
+                      <a:ext cx="5041235" cy="5203903"/>
+                    </a:xfrm>
+                    <a:prstGeom prst="rect">
+                      <a:avLst/>
+                    </a:prstGeom>
+                  </pic:spPr>
+                </pic:pic>
+              </a:graphicData>
+            </a:graphic>
+          </wp:inline>
+        </w:drawing>
+      </w:r>
+    </w:p>
+    <w:p>
+      <w:pPr>
+        <w:pStyle w:val="a4"/>
+        <w:spacing w:after="120"/>
+        <w:rPr>
+          <w:lang w:val="ru-RU"/>
+        </w:rPr>
+      </w:pPr>
+      <w:r>
+        <w:rPr>
+          <w:lang w:val="ru-RU"/>
+        </w:rPr>
+        <w:lastRenderedPageBreak/>
+        <w:t>Зл</w:t>
+      </w:r>
+      <w:r>
+        <w:rPr>
+          <w:lang w:val="ru-RU"/>
+        </w:rPr>
+        <w:t>і</w:t>
+      </w:r>
+      <w:r>
+        <w:rPr>
+          <w:lang w:val="ru-RU"/>
+        </w:rPr>
+        <w:t>ва ви можете побачити останн</w:t>
+      </w:r>
+      <w:r>
+        <w:rPr>
+          <w:lang w:val="ru-RU"/>
+        </w:rPr>
+        <w:t>і</w:t>
+      </w:r>
+      <w:r>
+        <w:rPr>
+          <w:lang w:val="ru-RU"/>
+        </w:rPr>
+        <w:t xml:space="preserve"> кольори</w:t>
+      </w:r>
+      <w:r>
+        <w:rPr>
+          <w:lang w:val="ru-RU"/>
+        </w:rPr>
+        <w:t xml:space="preserve"> як</w:t>
+      </w:r>
+      <w:r>
+        <w:rPr>
+          <w:lang w:val="ru-RU"/>
+        </w:rPr>
+        <w:t>і</w:t>
+      </w:r>
+      <w:r>
+        <w:rPr>
+          <w:lang w:val="ru-RU"/>
+        </w:rPr>
+        <w:t xml:space="preserve"> ви використовували. </w:t>
+      </w:r>
+    </w:p>
+    <w:p>
+      <w:pPr>
+        <w:pStyle w:val="a4"/>
+        <w:spacing w:after="120"/>
+        <w:rPr>
+          <w:lang w:val="ru-RU"/>
+        </w:rPr>
+      </w:pPr>
+      <w:r>
+        <w:rPr>
+          <w:lang w:val="ru-RU"/>
+        </w:rPr>
+        <w:t xml:space="preserve">Кнопка </w:t>
+      </w:r>
+      <w:r>
+        <w:rPr>
+          <w:lang w:val="en-US"/>
+        </w:rPr>
+        <w:t>Color</w:t>
+      </w:r>
+      <w:r>
+        <w:rPr>
+          <w:lang w:val="ru-RU"/>
+        </w:rPr>
+        <w:t xml:space="preserve"> </w:t>
+      </w:r>
+      <w:r>
+        <w:rPr>
+          <w:lang w:val="ru-RU"/>
+        </w:rPr>
+        <w:t>в</w:t>
+      </w:r>
+      <w:r>
+        <w:rPr>
+          <w:lang w:val="ru-RU"/>
+        </w:rPr>
+        <w:t>і</w:t>
+      </w:r>
+      <w:r>
+        <w:rPr>
+          <w:lang w:val="ru-RU"/>
+        </w:rPr>
+        <w:t>дкрива</w:t>
+      </w:r>
+      <w:r>
+        <w:rPr>
+          <w:lang w:val="ru-RU"/>
+        </w:rPr>
+        <w:t>є</w:t>
+      </w:r>
+      <w:r>
+        <w:rPr>
+          <w:lang w:val="ru-RU"/>
+        </w:rPr>
+        <w:t xml:space="preserve"> меню з вибором кольору, на виб</w:t>
+      </w:r>
+      <w:r>
+        <w:rPr>
+          <w:lang w:val="ru-RU"/>
+        </w:rPr>
+        <w:t>і</w:t>
+      </w:r>
+      <w:r>
+        <w:rPr>
+          <w:lang w:val="ru-RU"/>
+        </w:rPr>
+        <w:t>р да</w:t>
+      </w:r>
+      <w:r>
+        <w:rPr>
+          <w:lang w:val="ru-RU"/>
+        </w:rPr>
+        <w:t>є</w:t>
+      </w:r>
+      <w:r>
+        <w:rPr>
+          <w:lang w:val="ru-RU"/>
+        </w:rPr>
+        <w:t>ться пал</w:t>
+      </w:r>
+      <w:r>
+        <w:rPr>
+          <w:lang w:val="ru-RU"/>
+        </w:rPr>
+        <w:t>і</w:t>
+      </w:r>
+      <w:r>
+        <w:rPr>
+          <w:lang w:val="ru-RU"/>
+        </w:rPr>
+        <w:t>тра кольор</w:t>
+      </w:r>
+      <w:r>
+        <w:rPr>
+          <w:lang w:val="ru-RU"/>
+        </w:rPr>
+        <w:t>і</w:t>
+      </w:r>
+      <w:r>
+        <w:rPr>
+          <w:lang w:val="ru-RU"/>
+        </w:rPr>
+        <w:t>в знизу та кольоровий «кружечок» з якого можна обрати б</w:t>
+      </w:r>
+      <w:r>
+        <w:rPr>
+          <w:lang w:val="ru-RU"/>
+        </w:rPr>
+        <w:t>і</w:t>
+      </w:r>
+      <w:r>
+        <w:rPr>
+          <w:lang w:val="ru-RU"/>
+        </w:rPr>
+        <w:t>льше р</w:t>
+      </w:r>
+      <w:r>
+        <w:rPr>
+          <w:lang w:val="ru-RU"/>
+        </w:rPr>
+        <w:t>і</w:t>
+      </w:r>
+      <w:r>
+        <w:rPr>
+          <w:lang w:val="ru-RU"/>
+        </w:rPr>
+        <w:t>зних кольор</w:t>
+      </w:r>
+      <w:r>
+        <w:rPr>
+          <w:lang w:val="ru-RU"/>
+        </w:rPr>
+        <w:t>і</w:t>
+      </w:r>
+      <w:r>
+        <w:rPr>
+          <w:lang w:val="ru-RU"/>
+        </w:rPr>
+        <w:t>в</w:t>
+      </w:r>
+    </w:p>
+    <w:p>
+      <w:pPr>
+        <w:pStyle w:val="a4"/>
+        <w:spacing w:after="120"/>
+        <w:rPr>
+          <w:lang w:val="ru-RU"/>
+        </w:rPr>
+      </w:pPr>
+      <w:r>
+        <w:rPr>
+          <w:noProof/>
+        </w:rPr>
+        <w:drawing>
+          <wp:inline distT="0" distB="0" distL="0" distR="0" wp14:anchorId="4D7E223E" wp14:editId="640DE024">
+            <wp:extent cx="1090736" cy="1762125"/>
+            <wp:effectExtent l="0" t="0" r="0" b="0"/>
+            <wp:docPr id="1356688016" name="Рисунок 1"/>
+            <wp:cNvGraphicFramePr>
+              <a:graphicFrameLocks xmlns:a="http://schemas.openxmlformats.org/drawingml/2006/main" noChangeAspect="1"/>
+            </wp:cNvGraphicFramePr>
+            <a:graphic xmlns:a="http://schemas.openxmlformats.org/drawingml/2006/main">
+              <a:graphicData uri="http://schemas.openxmlformats.org/drawingml/2006/picture">
+                <pic:pic xmlns:pic="http://schemas.openxmlformats.org/drawingml/2006/picture">
+                  <pic:nvPicPr>
+                    <pic:cNvPr id="1356688016" name=""/>
+                    <pic:cNvPicPr/>
+                  </pic:nvPicPr>
+                  <pic:blipFill>
+                    <a:blip r:embed="rId9"/>
+                    <a:stretch>
+                      <a:fillRect/>
+                    </a:stretch>
+                  </pic:blipFill>
+                  <pic:spPr>
+                    <a:xfrm>
+                      <a:off x="0" y="0"/>
+                      <a:ext cx="1095063" cy="1769115"/>
+                    </a:xfrm>
+                    <a:prstGeom prst="rect">
+                      <a:avLst/>
+                    </a:prstGeom>
+                  </pic:spPr>
+                </pic:pic>
+              </a:graphicData>
+            </a:graphic>
+          </wp:inline>
+        </w:drawing>
+      </w:r>
+    </w:p>
+    <w:p>
+      <w:pPr>
+        <w:pStyle w:val="a4"/>
+        <w:spacing w:after="120"/>
+        <w:rPr>
+          <w:lang w:val="ru-RU"/>
+        </w:rPr>
+      </w:pPr>
+      <w:r>
+        <w:rPr>
+          <w:lang w:val="ru-RU"/>
+        </w:rPr>
+        <w:t xml:space="preserve">Кнопки </w:t>
+      </w:r>
+      <w:r>
+        <w:rPr>
+          <w:lang w:val="en-US"/>
+        </w:rPr>
+        <w:t>Mirror</w:t>
+      </w:r>
+      <w:r>
+        <w:rPr>
+          <w:lang w:val="ru-RU"/>
+        </w:rPr>
+        <w:t xml:space="preserve"> створюють дзеркальне в</w:t>
+      </w:r>
+      <w:r>
+        <w:t xml:space="preserve"> </w:t>
+      </w:r>
+      <w:r>
+        <w:rPr>
+          <w:lang w:val="ru-RU"/>
+        </w:rPr>
+        <w:t>і</w:t>
+      </w:r>
+      <w:r>
+        <w:rPr>
+          <w:lang w:val="ru-RU"/>
+        </w:rPr>
+        <w:t>дображення вашого малюнку у реальному час</w:t>
+      </w:r>
+      <w:r>
+        <w:rPr>
+          <w:lang w:val="ru-RU"/>
+        </w:rPr>
+        <w:t>і</w:t>
+      </w:r>
+      <w:r>
+        <w:rPr>
+          <w:lang w:val="ru-RU"/>
+        </w:rPr>
+        <w:t xml:space="preserve"> для зручност</w:t>
+      </w:r>
+      <w:r>
+        <w:t xml:space="preserve"> </w:t>
+      </w:r>
+      <w:r>
+        <w:rPr>
+          <w:lang w:val="ru-RU"/>
+        </w:rPr>
+        <w:t>і</w:t>
+      </w:r>
+      <w:r>
+        <w:rPr>
+          <w:lang w:val="ru-RU"/>
+        </w:rPr>
+        <w:t xml:space="preserve"> в</w:t>
+      </w:r>
+      <w:r>
+        <w:t xml:space="preserve"> </w:t>
+      </w:r>
+      <w:r>
+        <w:rPr>
+          <w:lang w:val="ru-RU"/>
+        </w:rPr>
+        <w:t>і</w:t>
+      </w:r>
+      <w:r>
+        <w:rPr>
+          <w:lang w:val="ru-RU"/>
+        </w:rPr>
+        <w:t>дмальовування повторюваних паттерн</w:t>
+      </w:r>
+      <w:r>
+        <w:rPr>
+          <w:lang w:val="ru-RU"/>
+        </w:rPr>
+        <w:t>і</w:t>
+      </w:r>
+      <w:r>
+        <w:rPr>
+          <w:lang w:val="ru-RU"/>
+        </w:rPr>
+        <w:t>в</w:t>
+      </w:r>
+    </w:p>
+    <w:p>
+      <w:pPr>
+        <w:pStyle w:val="a4"/>
+        <w:spacing w:after="120"/>
+        <w:rPr>
+          <w:noProof/>
+          <w:lang w:val="ru-RU"/>
+        </w:rPr>
+      </w:pPr>
+      <w:r>
+        <w:rPr>
+          <w:noProof/>
+        </w:rPr>
+        <w:drawing>
+          <wp:inline distT="0" distB="0" distL="0" distR="0" wp14:anchorId="308940D1" wp14:editId="4625EBAF">
+            <wp:extent cx="6043612" cy="2160851"/>
+            <wp:effectExtent l="0" t="0" r="0" b="0"/>
+            <wp:docPr id="1223515905" name="Рисунок 1"/>
+            <wp:cNvGraphicFramePr>
+              <a:graphicFrameLocks xmlns:a="http://schemas.openxmlformats.org/drawingml/2006/main" noChangeAspect="1"/>
+            </wp:cNvGraphicFramePr>
+            <a:graphic xmlns:a="http://schemas.openxmlformats.org/drawingml/2006/main">
+              <a:graphicData uri="http://schemas.openxmlformats.org/drawingml/2006/picture">
+                <pic:pic xmlns:pic="http://schemas.openxmlformats.org/drawingml/2006/picture">
+                  <pic:nvPicPr>
+                    <pic:cNvPr id="1223515905" name=""/>
+                    <pic:cNvPicPr/>
+                  </pic:nvPicPr>
+                  <pic:blipFill>
+                    <a:blip r:embed="rId10"/>
+                    <a:stretch>
+                      <a:fillRect/>
+                    </a:stretch>
+                  </pic:blipFill>
+                  <pic:spPr>
+                    <a:xfrm>
+                      <a:off x="0" y="0"/>
+                      <a:ext cx="6169043" cy="2205698"/>
+                    </a:xfrm>
+                    <a:prstGeom prst="rect">
+                      <a:avLst/>
+                    </a:prstGeom>
+                  </pic:spPr>
+                </pic:pic>
+              </a:graphicData>
+            </a:graphic>
+          </wp:inline>
+        </w:drawing>
+      </w:r>
+      <w:r>
+        <w:rPr>
+          <w:noProof/>
+        </w:rPr>
+        <w:t xml:space="preserve"> </w:t>
+      </w:r>
+      <w:r>
+        <w:rPr>
+          <w:noProof/>
+        </w:rPr>
+        <w:drawing>
+          <wp:inline distT="0" distB="0" distL="0" distR="0" wp14:anchorId="312687AE" wp14:editId="48D8C9A1">
+            <wp:extent cx="1976437" cy="4069627"/>
+            <wp:effectExtent l="0" t="0" r="5080" b="7620"/>
+            <wp:docPr id="1208655648" name="Рисунок 1"/>
+            <wp:cNvGraphicFramePr>
+              <a:graphicFrameLocks xmlns:a="http://schemas.openxmlformats.org/drawingml/2006/main" noChangeAspect="1"/>
+            </wp:cNvGraphicFramePr>
+            <a:graphic xmlns:a="http://schemas.openxmlformats.org/drawingml/2006/main">
+              <a:graphicData uri="http://schemas.openxmlformats.org/drawingml/2006/picture">
+                <pic:pic xmlns:pic="http://schemas.openxmlformats.org/drawingml/2006/picture">
+                  <pic:nvPicPr>
+                    <pic:cNvPr id="1208655648" name=""/>
+                    <pic:cNvPicPr/>
+                  </pic:nvPicPr>
+                  <pic:blipFill>
+                    <a:blip r:embed="rId11"/>
+                    <a:stretch>
+                      <a:fillRect/>
+                    </a:stretch>
+                  </pic:blipFill>
+                  <pic:spPr>
+                    <a:xfrm>
+                      <a:off x="0" y="0"/>
+                      <a:ext cx="2029176" cy="4178221"/>
+                    </a:xfrm>
+                    <a:prstGeom prst="rect">
+                      <a:avLst/>
+                    </a:prstGeom>
+                  </pic:spPr>
+                </pic:pic>
+              </a:graphicData>
+            </a:graphic>
+          </wp:inline>
+        </w:drawing>
+      </w:r>
+      <w:r>
+        <w:rPr>
+          <w:noProof/>
+        </w:rPr>
+        <w:t xml:space="preserve"> </w:t>
+      </w:r>
+      <w:r>
+        <w:rPr>
+          <w:noProof/>
+        </w:rPr>
+        <w:drawing>
+          <wp:inline distT="0" distB="0" distL="0" distR="0" wp14:anchorId="54533306" wp14:editId="1944C548">
+            <wp:extent cx="3914775" cy="4041103"/>
+            <wp:effectExtent l="0" t="0" r="0" b="0"/>
+            <wp:docPr id="328229361" name="Рисунок 1"/>
+            <wp:cNvGraphicFramePr>
+              <a:graphicFrameLocks xmlns:a="http://schemas.openxmlformats.org/drawingml/2006/main" noChangeAspect="1"/>
+            </wp:cNvGraphicFramePr>
+            <a:graphic xmlns:a="http://schemas.openxmlformats.org/drawingml/2006/main">
+              <a:graphicData uri="http://schemas.openxmlformats.org/drawingml/2006/picture">
+                <pic:pic xmlns:pic="http://schemas.openxmlformats.org/drawingml/2006/picture">
+                  <pic:nvPicPr>
+                    <pic:cNvPr id="328229361" name=""/>
+                    <pic:cNvPicPr/>
+                  </pic:nvPicPr>
+                  <pic:blipFill>
+                    <a:blip r:embed="rId12"/>
+                    <a:stretch>
+                      <a:fillRect/>
+                    </a:stretch>
+                  </pic:blipFill>
+                  <pic:spPr>
+                    <a:xfrm>
+                      <a:off x="0" y="0"/>
+                      <a:ext cx="3952144" cy="4079678"/>
+                    </a:xfrm>
+                    <a:prstGeom prst="rect">
+                      <a:avLst/>
+                    </a:prstGeom>
+                  </pic:spPr>
+                </pic:pic>
+              </a:graphicData>
+            </a:graphic>
+          </wp:inline>
+        </w:drawing>
+      </w:r>
+    </w:p>
+    <w:p>
+      <w:pPr>
+        <w:pStyle w:val="a4"/>
+        <w:spacing w:after="120"/>
+        <w:rPr>
+          <w:noProof/>
+          <w:lang w:val="ru-RU"/>
+        </w:rPr>
+      </w:pPr>
+    </w:p>
+    <w:p>
+      <w:pPr>
+        <w:pStyle w:val="a4"/>
+        <w:spacing w:after="120"/>
+        <w:rPr>
+          <w:noProof/>
+          <w:lang w:val="en-US"/>
+        </w:rPr>
+      </w:pPr>
+      <w:r>
+        <w:rPr>
+          <w:noProof/>
+          <w:lang w:val="ru-RU"/>
+        </w:rPr>
+        <w:t xml:space="preserve">Кнопка </w:t>
+      </w:r>
+      <w:r>
+        <w:rPr>
+          <w:noProof/>
+          <w:lang w:val="en-US"/>
+        </w:rPr>
+        <w:t xml:space="preserve">Clear </w:t>
+      </w:r>
+      <w:r>
+        <w:rPr>
+          <w:noProof/>
+          <w:lang w:val="ru-RU"/>
+        </w:rPr>
+        <w:t>очищу</w:t>
+      </w:r>
+      <w:r>
+        <w:rPr>
+          <w:noProof/>
+          <w:lang w:val="ru-RU"/>
+        </w:rPr>
+        <w:t>є</w:t>
+      </w:r>
+      <w:r>
+        <w:rPr>
+          <w:noProof/>
+          <w:lang w:val="ru-RU"/>
+        </w:rPr>
+        <w:t xml:space="preserve"> полотно</w:t>
+      </w:r>
+    </w:p>
+    <w:p>
+      <w:pPr>
+        <w:pStyle w:val="a4"/>
+        <w:spacing w:after="120"/>
+        <w:rPr>
+          <w:noProof/>
+          <w:lang w:val="en-US"/>
+        </w:rPr>
+      </w:pPr>
+    </w:p>
+    <w:p>
+      <w:pPr>
+        <w:pStyle w:val="a4"/>
+        <w:spacing w:after="120"/>
+        <w:rPr>
+          <w:noProof/>
+        </w:rPr>
+      </w:pPr>
+    </w:p>
+    <w:p>
+      <w:pPr>
+        <w:pStyle w:val="a4"/>
+        <w:spacing w:after="120"/>
+        <w:rPr>
+          <w:noProof/>
+        </w:rPr>
+      </w:pPr>
+    </w:p>
+    <w:p>
+      <w:pPr>
+        <w:pStyle w:val="a4"/>
+        <w:spacing w:after="120"/>
+        <w:rPr>
+          <w:lang w:val="en-US"/>
+        </w:rPr>
+      </w:pPr>
+    </w:p>
+    <w:p>
+      <w:pPr>
+        <w:pStyle w:val="a4"/>
+        <w:numPr>
+          <w:ilvl w:val="0"/>
+          <w:numId w:val="2"/>
+        </w:numPr>
+        <w:spacing w:before="280" w:after="180"/>
+        <w:jc w:val="center"/>
+      </w:pPr>
+      <w:r>
+        <w:rPr>
+          <w:b/>
+          <w:bCs/>
+          <w:sz w:val="26"/>
+          <w:szCs w:val="26"/>
+        </w:rPr>
         <w:t>Код</w:t>
       </w:r>
     </w:p>
@@ -1146,10 +2230,16 @@
       <w:pPr>
         <w:jc w:val="center"/>
       </w:pPr>
-      <w:r>
-        <w:t>https://github.com/KyrRt1n/PixelEmbroidery_Voloschenko</w:t>
-      </w:r>
-    </w:p>
+      <w:hyperlink r:id="rId13" w:history="1">
+        <w:r>
+          <w:rPr>
+            <w:rStyle w:val="a5"/>
+          </w:rPr>
+          <w:t>https://github.com/KyrRt1n/PixelEmbroidery_Voloschenko</w:t>
+        </w:r>
+      </w:hyperlink>
+    </w:p>
+    <w:p/>
     <w:sectPr>
       <w:pgSz w:w="11906" w:h="16838"/>
       <w:pgMar w:top="1134" w:right="1134" w:bottom="1134" w:left="1134" w:header="708" w:footer="708" w:gutter="0"/>
@@ -1913,6 +3003,18 @@
       <w:szCs w:val="20"/>
     </w:rPr>
   </w:style>
+  <w:style w:type="character" w:styleId="ac">
+    <w:name w:val="Unresolved Mention"/>
+    <w:basedOn w:val="a0"/>
+    <w:uiPriority w:val="99"/>
+    <w:semiHidden/>
+    <w:unhideWhenUsed/>
+    <w:rsid w:val="000C5BCD"/>
+    <w:rPr>
+      <w:color w:val="605E5C"/>
+      <w:shd w:val="clear" w:color="auto" w:fill="E1DFDD"/>
+    </w:rPr>
+  </w:style>
 </w:styles>
 </file>
 
